--- a/public/licenses/basic-mp3-license.docx
+++ b/public/licenses/basic-mp3-license.docx
@@ -642,6 +642,23 @@
     </w:p>
     <w:p>
       <w:pPr>
+        <w:spacing w:after="160" w:line="276"/>
+        <w:jc w:val="both"/>
+      </w:pPr>
+      <w:r>
+        <w:rPr>
+          <w:rFonts w:ascii="Calibri" w:cs="Calibri" w:eastAsia="Calibri" w:hAnsi="Calibri"/>
+          <w:b w:val="false"/>
+          <w:bCs w:val="false"/>
+          <w:color w:val="1A1A1A"/>
+          <w:sz w:val="21"/>
+          <w:szCs w:val="21"/>
+        </w:rPr>
+        <w:t xml:space="preserve">If the Licensee exceeds any of the distribution or streaming caps set forth in this Section, the Licensee must immediately upgrade to a higher tier license or remove the New Song from all distribution channels, streaming platforms, and video platforms.</w:t>
+      </w:r>
+    </w:p>
+    <w:p>
+      <w:pPr>
         <w:spacing w:after="120" w:before="260"/>
       </w:pPr>
       <w:r>
@@ -736,7 +753,7 @@
           <w:sz w:val="21"/>
           <w:szCs w:val="21"/>
         </w:rPr>
-        <w:t xml:space="preserve">Synchronize the Beat or the New Song with any audiovisual work other than the one (1) permitted non-monetized music video, including but not limited to film, television, commercials, video games, theatrical productions, or branded content;</w:t>
+        <w:t xml:space="preserve">Synchronize the Beat or the New Song with any audiovisual work other than the one (1) permitted non-monetized music video, including but not limited to film, television, commercials, video games, theatrical productions, or branded content (a separate sync license must be negotiated with the Licensor for any such use);</w:t>
       </w:r>
     </w:p>
     <w:p>
@@ -1020,6 +1037,34 @@
           <w:szCs w:val="21"/>
         </w:rPr>
         <w:t xml:space="preserve">If the Licensee registers the New Song with a Performing Rights Organization (PRO) such as ASCAP, BMI, SESAC, or any foreign equivalent, the Licensee must simultaneously register the Licensor’s writer share and publisher share as set forth above, and must identify the Licensor as a co-writer of the underlying composition.</w:t>
+      </w:r>
+    </w:p>
+    <w:p>
+      <w:pPr>
+        <w:spacing w:after="160" w:line="276"/>
+        <w:jc w:val="both"/>
+      </w:pPr>
+      <w:r>
+        <w:rPr>
+          <w:rFonts w:ascii="Calibri" w:cs="Calibri" w:eastAsia="Calibri" w:hAnsi="Calibri"/>
+          <w:b/>
+          <w:bCs/>
+          <w:color w:val="1A1A1A"/>
+          <w:sz w:val="21"/>
+          <w:szCs w:val="21"/>
+        </w:rPr>
+        <w:t xml:space="preserve">Licensor Registration Information.</w:t>
+      </w:r>
+      <w:r>
+        <w:rPr>
+          <w:rFonts w:ascii="Calibri" w:cs="Calibri" w:eastAsia="Calibri" w:hAnsi="Calibri"/>
+          <w:b w:val="false"/>
+          <w:bCs w:val="false"/>
+          <w:color w:val="1A1A1A"/>
+          <w:sz w:val="21"/>
+          <w:szCs w:val="21"/>
+        </w:rPr>
+        <w:t xml:space="preserve"> For the purpose of registering the Licensor’s share of the underlying composition with any PRO, distributor, or rights administrator, the Licensor’s information is: Legal Name: Owen Hucal, professionally known as prod.essential; Performing Rights Organization: ASCAP; Writer IPI/CAE Number: [WRITER_IPI]; Publishing Company: prod.essential Publishing; Publisher IPI/CAE Number: 1358011863. When registering the New Song with any PRO, distributor, or rights administrator, the Licensee must list the Licensor as a co-writer using this information.</w:t>
       </w:r>
     </w:p>
     <w:p>

--- a/public/licenses/basic-mp3-license.docx
+++ b/public/licenses/basic-mp3-license.docx
@@ -1019,7 +1019,7 @@
           <w:sz w:val="21"/>
           <w:szCs w:val="21"/>
         </w:rPr>
-        <w:t xml:space="preserve"> One hundred percent (100%) to the Licensor.</w:t>
+        <w:t xml:space="preserve"> Fifty percent (50%) to the Licensor; fifty percent (50%) to the Licensee. Each party is responsible for administering its own publisher’s share.</w:t>
       </w:r>
     </w:p>
     <w:p>
@@ -1064,7 +1064,7 @@
           <w:sz w:val="21"/>
           <w:szCs w:val="21"/>
         </w:rPr>
-        <w:t xml:space="preserve"> For the purpose of registering the Licensor’s share of the underlying composition with any PRO, distributor, or rights administrator, the Licensor’s information is: Legal Name: Owen Hucal, professionally known as prod.essential; Performing Rights Organization: ASCAP; Writer IPI/CAE Number: [WRITER_IPI]; Publishing Company: prod.essential Publishing; Publisher IPI/CAE Number: 1358011863. When registering the New Song with any PRO, distributor, or rights administrator, the Licensee must list the Licensor as a co-writer using this information.</w:t>
+        <w:t xml:space="preserve"> For the purpose of registering the Licensor’s share of the underlying composition with any PRO, distributor, or rights administrator, the Licensor’s information is: Legal Name: Owen Hucal, professionally known as prod.essential; Performing Rights Organization: ASCAP; Writer IPI/CAE Number: [WRITER_IPI] (REMINDER: INSERT ASCAP WRITER IPI ONCE RECEIVED); Publishing Company: prod.essential Publishing; Publisher IPI/CAE Number: 1358011863. When registering the New Song with any PRO, distributor, or rights administrator, the Licensee must list the Licensor as a co-writer using this information.</w:t>
       </w:r>
     </w:p>
     <w:p>
@@ -1197,7 +1197,7 @@
           <w:sz w:val="21"/>
           <w:szCs w:val="21"/>
         </w:rPr>
-        <w:t xml:space="preserve">The Beat is delivered “as is” without warranties of any kind, express or implied, including warranties of fitness for a particular purpose.</w:t>
+        <w:t xml:space="preserve">Except as expressly stated below, the Beat is delivered “as is” without warranties of any kind, express or implied, including warranties of fitness for a particular purpose.</w:t>
       </w:r>
     </w:p>
     <w:p>

--- a/public/licenses/basic-mp3-license.docx
+++ b/public/licenses/basic-mp3-license.docx
@@ -1398,7 +1398,7 @@
           <w:sz w:val="21"/>
           <w:szCs w:val="21"/>
         </w:rPr>
-        <w:t xml:space="preserve">The Licensee may upgrade this license to a higher tier (Premium, Premium + Stems, Unlimited, or Exclusive) at any time by paying the difference between the License Fee paid and the price of the higher tier in effect at the time of upgrade. Upon upgrade, the terms of the higher tier replace the terms of this Agreement.</w:t>
+        <w:t xml:space="preserve">The Licensee may upgrade this license to a higher non-exclusive tier (Premium, Premium + Stems, or Unlimited) at any time by paying the difference between the License Fee paid and the price of the higher tier in effect at the time of upgrade. An upgrade to the Exclusive tier is also available at any time; because the Exclusive license fee is individually negotiated rather than fixed, an upgrade to Exclusive is completed by negotiating the Exclusive license fee directly with the Licensor, and the Licensor will credit the full License Fee paid under this Agreement toward the negotiated Exclusive fee. Upon any upgrade, the terms of the higher tier replace the terms of this Agreement.</w:t>
       </w:r>
     </w:p>
     <w:p>

--- a/public/licenses/basic-mp3-license.docx
+++ b/public/licenses/basic-mp3-license.docx
@@ -1064,7 +1064,7 @@
           <w:sz w:val="21"/>
           <w:szCs w:val="21"/>
         </w:rPr>
-        <w:t xml:space="preserve"> For the purpose of registering the Licensor’s share of the underlying composition with any PRO, distributor, or rights administrator, the Licensor’s information is: Legal Name: Owen Hucal, professionally known as prod.essential; Performing Rights Organization: ASCAP; Writer IPI/CAE Number: [WRITER_IPI] (REMINDER: INSERT ASCAP WRITER IPI ONCE RECEIVED); Publishing Company: prod.essential Publishing; Publisher IPI/CAE Number: 1358011863. When registering the New Song with any PRO, distributor, or rights administrator, the Licensee must list the Licensor as a co-writer using this information.</w:t>
+        <w:t xml:space="preserve"> For the purpose of registering the Licensor’s share of the underlying composition with any PRO, distributor, or rights administrator, the Licensor’s information is: Legal Name: Owen Hucal, professionally known as prod.essential; Performing Rights Organization: ASCAP; Writer IPI/CAE Number: 1358905222; Publishing Company: prod.essential Publishing; Publisher IPI/CAE Number: 1358011863. When registering the New Song with any PRO, distributor, or rights administrator, the Licensee must list the Licensor as a co-writer using this information.</w:t>
       </w:r>
     </w:p>
     <w:p>
